--- a/checks/7_random_checks.docx
+++ b/checks/7_random_checks.docx
@@ -23,7 +23,7 @@
         <w:pStyle w:val="Date"/>
       </w:pPr>
       <w:r>
-        <w:t xml:space="preserve">12 June, 2025</w:t>
+        <w:t xml:space="preserve">01 October, 2025</w:t>
       </w:r>
     </w:p>
     <w:p>
@@ -1453,7 +1453,7 @@
         <w:tblLook w:firstRow="1" w:lastRow="0" w:firstColumn="0" w:lastColumn="0" w:noHBand="0" w:noVBand="1"/>
       </w:tblPr>
       <w:tblGrid>
-        <w:gridCol w:w="3076"/>
+        <w:gridCol w:w="3883"/>
         <w:gridCol w:w="851"/>
         <w:gridCol w:w="961"/>
       </w:tblGrid>
@@ -2055,7 +2055,7 @@
                 <w:szCs w:val="22"/>
                 <w:color w:val="000000"/>
               </w:rPr>
-              <w:t xml:space="preserve">Posterior for self-cited error</w:t>
+              <w:t xml:space="preserve">Posterior for cited own articles error</w:t>
             </w:r>
           </w:p>
         </w:tc>
@@ -2159,7 +2159,11 @@
     </w:p>
     <w:bookmarkEnd w:id="25"/>
     <w:bookmarkEnd w:id="26"/>
-    <w:sectPr/>
+    <w:sectPr>
+      <w:footnotePr>
+        <w:numRestart w:val="eachSect"/>
+      </w:footnotePr>
+    </w:sectPr>
   </w:body>
 </w:document>
 </file>
@@ -2331,8 +2335,6 @@
     </w:pPr>
     <w:rPr>
       <w:rFonts w:asciiTheme="majorHAnsi" w:cstheme="majorBidi" w:eastAsiaTheme="majorEastAsia" w:hAnsiTheme="majorHAnsi"/>
-      <w:spacing w:val="-10"/>
-      <w:kern w:val="28"/>
       <w:sz w:val="56"/>
       <w:szCs w:val="56"/>
     </w:rPr>
@@ -2345,8 +2347,6 @@
     <w:rsid w:val="00A10FD9"/>
     <w:rPr>
       <w:rFonts w:asciiTheme="majorHAnsi" w:cstheme="majorBidi" w:eastAsiaTheme="majorEastAsia" w:hAnsiTheme="majorHAnsi"/>
-      <w:spacing w:val="-10"/>
-      <w:kern w:val="28"/>
       <w:sz w:val="56"/>
       <w:szCs w:val="56"/>
     </w:rPr>
@@ -2387,23 +2387,31 @@
   </w:style>
   <w:style w:customStyle="1" w:styleId="Author" w:type="paragraph">
     <w:name w:val="Author"/>
+    <w:basedOn w:val="Title"/>
     <w:next w:val="BodyText"/>
     <w:qFormat/>
     <w:pPr>
       <w:keepNext/>
       <w:keepLines/>
-      <w:jc w:val="center"/>
     </w:pPr>
+    <w:rPr>
+      <w:sz w:val="24"/>
+      <w:szCs w:val="24"/>
+    </w:rPr>
   </w:style>
   <w:style w:styleId="Date" w:type="paragraph">
     <w:name w:val="Date"/>
+    <w:basedOn w:val="Title"/>
     <w:next w:val="BodyText"/>
     <w:qFormat/>
     <w:pPr>
       <w:keepNext/>
       <w:keepLines/>
-      <w:jc w:val="center"/>
     </w:pPr>
+    <w:rPr>
+      <w:sz w:val="24"/>
+      <w:szCs w:val="24"/>
+    </w:rPr>
   </w:style>
   <w:style w:customStyle="1" w:styleId="AbstractTitle" w:type="paragraph">
     <w:name w:val="Abstract Title"/>
